--- a/manuscript/chapter-06-marked-for-removal.docx
+++ b/manuscript/chapter-06-marked-for-removal.docx
@@ -10,6 +10,7 @@
         <w:t>Chapter 6: Marked for Removal</w:t>
       </w:r>
     </w:p>
+    <w:p/>
     <w:p>
       <w:r>
         <w:rPr>

--- a/manuscript/chapter-06-marked-for-removal.docx
+++ b/manuscript/chapter-06-marked-for-removal.docx
@@ -7,6 +7,10 @@
         <w:pStyle w:val="Heading1"/>
       </w:pPr>
       <w:r>
+        <w:rPr>
+          <w:b/>
+          <w:color w:val="000000"/>
+        </w:rPr>
         <w:t>Chapter 6: Marked for Removal</w:t>
       </w:r>
     </w:p>

--- a/manuscript/chapter-06-marked-for-removal.docx
+++ b/manuscript/chapter-06-marked-for-removal.docx
@@ -26,6 +26,10 @@
     </w:p>
     <w:p>
       <w:r>
+        <w:rPr>
+          <w:i/>
+          <w:color w:val="5C6B7D"/>
+        </w:rPr>
         <w:t>— Book 1, Chapter 6: To Hell and Back</w:t>
       </w:r>
     </w:p>

--- a/manuscript/chapter-06-marked-for-removal.docx
+++ b/manuscript/chapter-06-marked-for-removal.docx
@@ -45,12 +45,12 @@
     </w:p>
     <w:p>
       <w:r>
-        <w:t>The message contained a time and a clearance instruction requiring him to report directly to the Grandmaster's chambers. No location was necessary. Everyone in Kubera knew where those chambers were. They had seen the black doors from the lower galleries, some with curiosity and others with the reverence reserved for rooms that decided the fate of people who would never enter them. The direct summons made him read it twice. Kubera representatives reported through handlers, and handlers reported through directors. Even among the directors, the hierarchy was severe: twenty held the title, but only five were permitted to request an audience with the Grandmaster. A regular representative did not walk into the Grandmaster's presence without passing through at least two people whose authority existed to keep such meetings from happening. Which left the question Daren could not answer: why him?</w:t>
+        <w:t>The message contained a time, a clearance code, and one instruction in unadorned capitals: REPORT DIRECTLY. NO HANDLER PRESENT. No location was necessary. Everyone in Kubera knew where those chambers were. They had seen the black doors from the lower galleries, some with curiosity and others with the reverence reserved for rooms that decided the fate of people who would never enter them. The direct summons made him read it twice. Kubera representatives reported through handlers, and handlers reported through directors. Even among the directors, the hierarchy was severe: twenty held the title, but only five were permitted to request an audience with the Grandmaster. A regular representative did not walk into the Grandmaster's presence without passing through at least two people whose authority existed to keep such meetings from happening. Which left the question Daren could not answer: why him?</w:t>
       </w:r>
     </w:p>
     <w:p>
       <w:r>
-        <w:t>Daren had spent his career inside those layers. He was a Kubera representative, not a director, not a house minister, and certainly not a successor to anyone who occupied the upper rooms. His value came from making accurate calculations under pressure and delivering conclusions that could survive review. He was trusted to measure limits. He was not trusted to decide what the limits meant.</w:t>
+        <w:t>Daren had spent every year of his young career inside those layers. He was a Kubera representative, not a director, not a house minister, and certainly not a successor to anyone who occupied the upper rooms. His value came from making accurate calculations under pressure and delivering conclusions that could survive review. He was trusted to measure limits. He was not trusted to decide what the limits meant.</w:t>
       </w:r>
     </w:p>
     <w:p>
@@ -65,12 +65,12 @@
     </w:p>
     <w:p>
       <w:r>
-        <w:t>Kubera did not keep its house inside any of the three Trinitys. It kept Meru: the tier above all of them, higher physically, financially, and socially, built on the founders' claim that the reserve serving every city should belong to none. The sealed lift that carried Daren up out of Trinity-1's galleries took long enough to remind him how much higher service lived than the people it claimed to serve.</w:t>
+        <w:t>Kubera did not keep its house inside any of the three Trinitys. It kept Meru: the tier above all of them, higher physically, financially, and socially, built on the founders' claim that the reserve serving every city should belong to none. The monitoring assignment had quartered Daren in Trinity-1 for the length of Sector 1's cycle, a guest among Drona's towers with a borrowed room and a full console. The sealed lift that carried him up out of Trinity-1's galleries — home, for the first time since the Initiation began — took long enough to remind him how much higher service lived than the people it claimed to serve.</w:t>
       </w:r>
     </w:p>
     <w:p>
       <w:r>
-        <w:t>He entered the Kubera premises through a security gate of dark glass and brushed metal. The scanner read his identity, his active review status, and the temporary clearance attached to the summons. A second scanner checked the first. A third confirmed that the order had not been altered between the central network and the house system.</w:t>
+        <w:t>He entered the Kubera premises through a security gate of dark glass and brushed metal. The gate read him first — identity, active review status, the temporary clearance attached to the summons — and then read the summons itself. Not the copy on the small glass pane Daren carried; he could have left that in his quarters for all the gate cared. It pulled the original order from the house ledger and matched it against the central network's record, confirming nothing had been altered in the passage between the two. Kubera examined its own instructions with the same suspicion it applied to the people who carried them.</w:t>
       </w:r>
     </w:p>
     <w:p>
@@ -100,7 +100,7 @@
     </w:p>
     <w:p>
       <w:r>
-        <w:t>The history became more polished as it approached the founding of Trinity. The old corporations became public trusts. The trusts became emergency councils. The councils became the four ganas. In every transition, ownership changed its name before it changed its habits.</w:t>
+        <w:t>The history became more polished as it approached the founding of Trinity. The old corporations became public trusts. The trusts became emergency councils. And when the four ganas were founded, the councils' wealth did not disperse — it consolidated into a single house, the one that named itself Kubera and took custody of the reserve. In every transition, ownership changed its name before it changed its habits.</w:t>
       </w:r>
     </w:p>
     <w:p>
@@ -220,12 +220,12 @@
     </w:p>
     <w:p>
       <w:r>
-        <w:t>The Grandmaster reviewed the last hours of the Initiation with unmistakable pleasure. Daren remained where he had stopped, hands at his sides, while the room moved through the footage in slow, deliberate layers. He did not know whether ten minutes or an hour passed. The Grandmaster paused over the candidates' deterioration, enlarged the force response, and replayed the moment when the system classified their protection of one another as coordinated containment.</w:t>
+        <w:t>The Grandmaster reviewed the Initiation's final hours with unmistakable pleasure — not the raw footage, but the extracts the system had already distilled from it, three days reduced to the minutes it judged significant. Daren remained where he had stopped, hands at his sides, while the room moved through the clips in slow, deliberate layers. He lost his hold on the clock; it might have been ten minutes, it might have been most of an hour. The Grandmaster paused over the candidates' deterioration, enlarged the force response, and replayed the moment when the system classified their protection of one another as coordinated containment.</w:t>
       </w:r>
     </w:p>
     <w:p>
       <w:r>
-        <w:t>Daren tried to keep his attention on the table, but the ceiling above it was plated in dark gold and polished to a depthless sheen. Its surface reflected the projections below: three linked signals, a red separation pathway, Elara's name appearing in the audit stream, and the Grandmaster standing above all of it like the owner of the outcome. Daren saw his own reflection at the edge of the gold, small and distorted beneath the approaching fury. He understood that the ceiling was not decoration. It was a second display, showing him the judgment gathering overhead before anyone spoke it.</w:t>
+        <w:t>Daren tried to keep his attention on the table, but light kept shifting at the upper edge of his vision, the projections repeating themselves somewhere overhead. When he finally looked up, he found the ceiling plated in dark gold and polished to a depthless sheen. Its surface reflected the projections below: three linked signals, a red separation pathway, Elara's name appearing in the audit stream, and the Grandmaster standing above all of it like the owner of the outcome. Daren saw his own reflection at the edge of the gold, small and distorted beneath the approaching fury. The ceiling was decoration — it had hung there polished and indifferent through generations of audiences. But for him, in this moment, it had become a second display, showing him the judgment gathering overhead before anyone spoke it.</w:t>
       </w:r>
     </w:p>
     <w:p>
@@ -250,7 +250,7 @@
     </w:p>
     <w:p>
       <w:r>
-        <w:t>His eyes found Daren immediately. They were red with anger, not the bright anger of a raised voice but the deeper, maddening kind that had been given time to become judgment. Daren stopped several paces from the desk, still absorbing the grandeur of the room, the wealth built into every surface, the control embedded in every silent device.</w:t>
+        <w:t>His eyes found Daren immediately. They were red with anger, not the bright anger of a raised voice but the deeper, maddening kind that had been given time to become judgment. Daren stood where he had halted on entering, several paces from the table, the room's grandeur pressing in on him now that there was nowhere else to look — the wealth built into every surface, the control embedded in every silent device.</w:t>
       </w:r>
     </w:p>
     <w:p>
@@ -280,7 +280,7 @@
     </w:p>
     <w:p>
       <w:r>
-        <w:t>His first words came in Tamil, the language of the ancient City of Gold, rich with the clipped rhythm of money, hierarchy, and judgment. Daren heard the vowels open and close with the precision of a language designed for command, but he did not know the meaning until the chamber device behind the Grandmaster reacted to the speech.</w:t>
+        <w:t>His first words came in Tamil, the language of the ancient City of Gold, rich with the clipped rhythm of money, hierarchy, and judgment.</w:t>
       </w:r>
     </w:p>
     <w:p>
@@ -290,7 +290,7 @@
     </w:p>
     <w:p>
       <w:r>
-        <w:t>A narrow band of gold illuminated across the rear device. The glass resolved into a two-way interface: the Grandmaster's image appeared in one plane while the chamber's translation engine opened beneath it, carrying the speech through the room in a voice stripped of all softness.</w:t>
+        <w:t>Daren heard the vowels open and close with the precision of a language designed for command, but the meaning stayed sealed away from him — until the chamber device behind the Grandmaster reacted. A narrow band of gold illuminated across its glass, and the surface resolved into a two-way interface: the Grandmaster's image in one plane, the chamber's translation engine opening beneath it, carrying the speech through the room in a voice stripped of all softness.</w:t>
       </w:r>
     </w:p>
     <w:p>
@@ -305,7 +305,7 @@
     </w:p>
     <w:p>
       <w:r>
-        <w:t>The Grandmaster continued, and this time the Tamil rolled out in a measured, deliberate rhythm, each sentence carrying the authority of a man who had never once had to ask for silence. The device translated every phrase as it landed, the English arriving with cold exactness a beat behind the original.</w:t>
+        <w:t>The Grandmaster continued, and this time the words rolled out in a measured, deliberate rhythm, each sentence carrying the authority of a man who had never once had to ask for silence.</w:t>
       </w:r>
     </w:p>
     <w:p>
@@ -315,7 +315,7 @@
     </w:p>
     <w:p>
       <w:r>
-        <w:t>The translation panel responded at once.</w:t>
+        <w:t>The device translated every phrase as it landed, the English arriving with cold exactness a beat behind the original.</w:t>
       </w:r>
     </w:p>
     <w:p>
@@ -330,7 +330,7 @@
     </w:p>
     <w:p>
       <w:r>
-        <w:t>The Grandmaster's next sentence came in Tamil with the same faultless calm. The chamber device translated it in the same exact register, the wording already prepared before the speech began.</w:t>
+        <w:t>The Grandmaster's next sentence came with the same faultless calm.</w:t>
       </w:r>
     </w:p>
     <w:p>
@@ -340,7 +340,7 @@
     </w:p>
     <w:p>
       <w:r>
-        <w:t>The translated line arrived like a verdict. The engine rendered the Grandmaster's word the way the founders had used it — Clan, not gana.</w:t>
+        <w:t>The translated line arrived like a verdict, its wording seemingly prepared before the speech had ended. The engine rendered the Grandmaster's word the way the founders had used it — Clan, not gana.</w:t>
       </w:r>
     </w:p>
     <w:p>
@@ -355,7 +355,7 @@
     </w:p>
     <w:p>
       <w:r>
-        <w:t>Then the Grandmaster tilted his chin toward the same gold surface and continued with the final accusation, again in Tamil, and the machine repeated it in English without hesitation.</w:t>
+        <w:t>Then the Grandmaster tilted his chin toward the same gold surface and delivered the final accusation.</w:t>
       </w:r>
     </w:p>
     <w:p>
@@ -365,7 +365,7 @@
     </w:p>
     <w:p>
       <w:r>
-        <w:t>The translation came with ritual precision.</w:t>
+        <w:t>The machine repeated it in English without hesitation, with ritual precision.</w:t>
       </w:r>
     </w:p>
     <w:p>
@@ -385,12 +385,12 @@
     </w:p>
     <w:p>
       <w:r>
-        <w:t>Daren looked down at his right hand. Kubera had taught him that the hand was an instrument of value: it signed allocations, released reserves, authorized thresholds, and converted human lives into figures that could be moved across a ledger. Every operator carried that authority in the biometric pattern beneath the skin of the palm. The hand did not merely serve Kubera. It belonged to Kubera.</w:t>
+        <w:t>Daren looked down at his right hand. Kubera had taught him that the hand was an instrument of value: it signed allocations, released reserves, authorized thresholds, and converted human lives into figures that could be moved across a ledger. The authority itself lived in the biometric pattern beneath the skin of the palm — or rather, in the house's registration of that pattern across every protected system. The bracelet on the wrist was its visible seal, the symbol that told a room what the hand was permitted to do. A hand could not be surrendered. The authority bound to it could.</w:t>
       </w:r>
     </w:p>
     <w:p>
       <w:r>
-        <w:t>No operator had ever surrendered it willingly.</w:t>
+        <w:t>No operator had ever given it up willingly.</w:t>
       </w:r>
     </w:p>
     <w:p>
@@ -420,7 +420,7 @@
     </w:p>
     <w:p>
       <w:r>
-        <w:t>The act was small enough to be mistaken for surrender. It was not. Daren placed the insignia on the founder seal and kept his right hand pressed beside it. The seal recognized both objects and opened a secondary authorization path.</w:t>
+        <w:t>The act was small enough to be mistaken for defeat. It was not. Surrender was the word the system would print, but a surrender taken on his own initiative was the one form of the word the house could not own: he would give up the authority before Kubera could take it from him. Daren placed the insignia on the founder seal and kept his right hand pressed beside it. The seal recognized both objects and opened a secondary authorization path.</w:t>
       </w:r>
     </w:p>
     <w:p>
@@ -520,7 +520,7 @@
     </w:p>
     <w:p>
       <w:r>
-        <w:t>The doors sealed with a sound like a verdict.</w:t>
+        <w:t>Behind Daren, the door release went dark, and the locks engaged with a sound like a verdict.</w:t>
       </w:r>
     </w:p>
     <w:sectPr>
